--- a/business/operations/02-delivery-operations.docx
+++ b/business/operations/02-delivery-operations.docx
@@ -1921,7 +1921,7 @@
         <w:rPr>
           <w:rFonts w:ascii="Noto Sans CJK JP" w:hAnsi="Noto Sans CJK JP" w:eastAsia="Noto Sans CJK JP"/>
         </w:rPr>
-        <w:t>受信先は eyu.eyu0806@gmail.com、LINEは https://lin.ee/VZsDkE9 。メールとLINEの両方から同じ相手が来た場合は1つの案件にまとめ、重複見積りを防ぐ。受付への返信と、広告配信への同意は別に扱う。</w:t>
+        <w:t>受信先は yue.sadamatsu@gmail.com、LINEは https://lin.ee/VZsDkE9 。メールとLINEの両方から同じ相手が来た場合は1つの案件にまとめ、重複見積りを防ぐ。受付への返信と、広告配信への同意は別に扱う。</w:t>
       </w:r>
     </w:p>
     <w:p>
